--- a/DI/2 EVAL/Mi Primera Pagina Angular.docx
+++ b/DI/2 EVAL/Mi Primera Pagina Angular.docx
@@ -10,7 +10,6 @@
           <w:bCs/>
           <w:sz w:val="32"/>
           <w:szCs w:val="32"/>
-          <w:lang w:val="en-US"/>
         </w:rPr>
       </w:pPr>
       <w:r>
@@ -19,7 +18,6 @@
           <w:bCs/>
           <w:sz w:val="32"/>
           <w:szCs w:val="32"/>
-          <w:lang w:val="en-US"/>
         </w:rPr>
         <w:t xml:space="preserve">Primera </w:t>
       </w:r>
@@ -30,7 +28,6 @@
           <w:bCs/>
           <w:sz w:val="32"/>
           <w:szCs w:val="32"/>
-          <w:lang w:val="en-US"/>
         </w:rPr>
         <w:t>gapina</w:t>
       </w:r>
@@ -41,7 +38,6 @@
           <w:bCs/>
           <w:sz w:val="32"/>
           <w:szCs w:val="32"/>
-          <w:lang w:val="en-US"/>
         </w:rPr>
         <w:t xml:space="preserve"> con Angular.</w:t>
       </w:r>
@@ -54,7 +50,6 @@
           <w:bCs/>
           <w:sz w:val="32"/>
           <w:szCs w:val="32"/>
-          <w:lang w:val="en-US"/>
         </w:rPr>
       </w:pPr>
       <w:proofErr w:type="spellStart"/>
@@ -64,7 +59,6 @@
           <w:bCs/>
           <w:sz w:val="32"/>
           <w:szCs w:val="32"/>
-          <w:lang w:val="en-US"/>
         </w:rPr>
         <w:t>Yehor</w:t>
       </w:r>
@@ -75,7 +69,6 @@
           <w:bCs/>
           <w:sz w:val="32"/>
           <w:szCs w:val="32"/>
-          <w:lang w:val="en-US"/>
         </w:rPr>
         <w:t xml:space="preserve"> </w:t>
       </w:r>
@@ -86,7 +79,6 @@
           <w:bCs/>
           <w:sz w:val="32"/>
           <w:szCs w:val="32"/>
-          <w:lang w:val="en-US"/>
         </w:rPr>
         <w:t>Burlachenko</w:t>
       </w:r>
@@ -118,6 +110,7 @@
       </w:pPr>
       <w:r>
         <w:rPr>
+          <w:noProof/>
           <w:lang w:val="en-US"/>
         </w:rPr>
         <w:drawing>
@@ -165,6 +158,7 @@
       </w:pPr>
       <w:r>
         <w:rPr>
+          <w:noProof/>
           <w:lang w:val="en-US"/>
         </w:rPr>
         <w:lastRenderedPageBreak/>
@@ -216,6 +210,7 @@
       </w:pPr>
       <w:r>
         <w:rPr>
+          <w:noProof/>
           <w:lang w:val="en-US"/>
         </w:rPr>
         <w:drawing>
@@ -278,6 +273,7 @@
       </w:r>
       <w:r>
         <w:rPr>
+          <w:noProof/>
           <w:lang w:val="en-US"/>
         </w:rPr>
         <w:drawing>
@@ -466,29 +462,22 @@
       </w:pPr>
       <w:r>
         <w:rPr>
+          <w:noProof/>
           <w:lang w:val="en-US"/>
         </w:rPr>
         <w:lastRenderedPageBreak/>
         <w:drawing>
-          <wp:anchor distT="0" distB="0" distL="114300" distR="114300" simplePos="0" relativeHeight="251660288" behindDoc="0" locked="0" layoutInCell="1" allowOverlap="1" wp14:anchorId="0B337B62" wp14:editId="13600D7C">
+          <wp:anchor distT="0" distB="0" distL="114300" distR="114300" simplePos="0" relativeHeight="251660288" behindDoc="0" locked="0" layoutInCell="1" allowOverlap="1" wp14:anchorId="0B337B62" wp14:editId="3F294F5E">
             <wp:simplePos x="0" y="0"/>
-            <wp:positionH relativeFrom="margin">
-              <wp:posOffset>1518088</wp:posOffset>
+            <wp:positionH relativeFrom="page">
+              <wp:align>center</wp:align>
             </wp:positionH>
             <wp:positionV relativeFrom="paragraph">
-              <wp:posOffset>0</wp:posOffset>
+              <wp:posOffset>458</wp:posOffset>
             </wp:positionV>
             <wp:extent cx="2630805" cy="5701030"/>
             <wp:effectExtent l="0" t="0" r="0" b="0"/>
-            <wp:wrapThrough wrapText="bothSides">
-              <wp:wrapPolygon edited="0">
-                <wp:start x="0" y="0"/>
-                <wp:lineTo x="0" y="21509"/>
-                <wp:lineTo x="21428" y="21509"/>
-                <wp:lineTo x="21428" y="0"/>
-                <wp:lineTo x="0" y="0"/>
-              </wp:wrapPolygon>
-            </wp:wrapThrough>
+            <wp:wrapSquare wrapText="bothSides"/>
             <wp:docPr id="1869083747" name="Imagen 1" descr="Captura de pantalla de un teléfono celular&#10;&#10;El contenido generado por IA puede ser incorrecto."/>
             <wp:cNvGraphicFramePr>
               <a:graphicFrameLocks xmlns:a="http://schemas.openxmlformats.org/drawingml/2006/main" noChangeAspect="1"/>
@@ -533,6 +522,340 @@
           </wp:anchor>
         </w:drawing>
       </w:r>
+    </w:p>
+    <w:p>
+      <w:pPr>
+        <w:rPr>
+          <w:lang w:val="en-US"/>
+        </w:rPr>
+      </w:pPr>
+    </w:p>
+    <w:p>
+      <w:pPr>
+        <w:rPr>
+          <w:lang w:val="en-US"/>
+        </w:rPr>
+      </w:pPr>
+    </w:p>
+    <w:p>
+      <w:pPr>
+        <w:rPr>
+          <w:lang w:val="en-US"/>
+        </w:rPr>
+      </w:pPr>
+    </w:p>
+    <w:p>
+      <w:pPr>
+        <w:rPr>
+          <w:lang w:val="en-US"/>
+        </w:rPr>
+      </w:pPr>
+    </w:p>
+    <w:p>
+      <w:pPr>
+        <w:rPr>
+          <w:lang w:val="en-US"/>
+        </w:rPr>
+      </w:pPr>
+    </w:p>
+    <w:p>
+      <w:pPr>
+        <w:rPr>
+          <w:lang w:val="en-US"/>
+        </w:rPr>
+      </w:pPr>
+    </w:p>
+    <w:p>
+      <w:pPr>
+        <w:rPr>
+          <w:lang w:val="en-US"/>
+        </w:rPr>
+      </w:pPr>
+    </w:p>
+    <w:p>
+      <w:pPr>
+        <w:rPr>
+          <w:lang w:val="en-US"/>
+        </w:rPr>
+      </w:pPr>
+    </w:p>
+    <w:p>
+      <w:pPr>
+        <w:rPr>
+          <w:lang w:val="en-US"/>
+        </w:rPr>
+      </w:pPr>
+    </w:p>
+    <w:p>
+      <w:pPr>
+        <w:rPr>
+          <w:lang w:val="en-US"/>
+        </w:rPr>
+      </w:pPr>
+    </w:p>
+    <w:p>
+      <w:pPr>
+        <w:rPr>
+          <w:lang w:val="en-US"/>
+        </w:rPr>
+      </w:pPr>
+    </w:p>
+    <w:p>
+      <w:pPr>
+        <w:rPr>
+          <w:lang w:val="en-US"/>
+        </w:rPr>
+      </w:pPr>
+    </w:p>
+    <w:p>
+      <w:pPr>
+        <w:rPr>
+          <w:lang w:val="en-US"/>
+        </w:rPr>
+      </w:pPr>
+    </w:p>
+    <w:p>
+      <w:pPr>
+        <w:rPr>
+          <w:lang w:val="en-US"/>
+        </w:rPr>
+      </w:pPr>
+    </w:p>
+    <w:p>
+      <w:pPr>
+        <w:rPr>
+          <w:lang w:val="en-US"/>
+        </w:rPr>
+      </w:pPr>
+    </w:p>
+    <w:p>
+      <w:pPr>
+        <w:rPr>
+          <w:lang w:val="en-US"/>
+        </w:rPr>
+      </w:pPr>
+    </w:p>
+    <w:p>
+      <w:pPr>
+        <w:rPr>
+          <w:lang w:val="en-US"/>
+        </w:rPr>
+      </w:pPr>
+    </w:p>
+    <w:p>
+      <w:pPr>
+        <w:rPr>
+          <w:lang w:val="en-US"/>
+        </w:rPr>
+      </w:pPr>
+    </w:p>
+    <w:p>
+      <w:pPr>
+        <w:rPr>
+          <w:lang w:val="en-US"/>
+        </w:rPr>
+      </w:pPr>
+    </w:p>
+    <w:p>
+      <w:pPr>
+        <w:rPr>
+          <w:lang w:val="en-US"/>
+        </w:rPr>
+      </w:pPr>
+    </w:p>
+    <w:p>
+      <w:pPr>
+        <w:rPr>
+          <w:lang w:val="en-US"/>
+        </w:rPr>
+      </w:pPr>
+    </w:p>
+    <w:p>
+      <w:pPr>
+        <w:rPr>
+          <w:lang w:val="en-US"/>
+        </w:rPr>
+      </w:pPr>
+    </w:p>
+    <w:p>
+      <w:pPr>
+        <w:rPr>
+          <w:lang w:val="en-US"/>
+        </w:rPr>
+      </w:pPr>
+    </w:p>
+    <w:p>
+      <w:pPr>
+        <w:rPr>
+          <w:lang w:val="en-US"/>
+        </w:rPr>
+      </w:pPr>
+    </w:p>
+    <w:p>
+      <w:pPr>
+        <w:rPr>
+          <w:lang w:val="en-US"/>
+        </w:rPr>
+      </w:pPr>
+    </w:p>
+    <w:p>
+      <w:pPr>
+        <w:rPr>
+          <w:lang w:val="en-US"/>
+        </w:rPr>
+      </w:pPr>
+    </w:p>
+    <w:p>
+      <w:pPr>
+        <w:rPr>
+          <w:lang w:val="en-US"/>
+        </w:rPr>
+      </w:pPr>
+    </w:p>
+    <w:p>
+      <w:pPr>
+        <w:jc w:val="center"/>
+        <w:rPr>
+          <w:b/>
+          <w:bCs/>
+          <w:lang w:val="en-US"/>
+        </w:rPr>
+      </w:pPr>
+      <w:proofErr w:type="spellStart"/>
+      <w:r>
+        <w:rPr>
+          <w:b/>
+          <w:bCs/>
+          <w:lang w:val="en-US"/>
+        </w:rPr>
+        <w:lastRenderedPageBreak/>
+        <w:t>Componentes</w:t>
+      </w:r>
+      <w:proofErr w:type="spellEnd"/>
+      <w:r>
+        <w:rPr>
+          <w:b/>
+          <w:bCs/>
+          <w:lang w:val="en-US"/>
+        </w:rPr>
+        <w:t>:</w:t>
+      </w:r>
+    </w:p>
+    <w:p>
+      <w:pPr>
+        <w:jc w:val="center"/>
+        <w:rPr>
+          <w:b/>
+          <w:bCs/>
+          <w:lang w:val="en-US"/>
+        </w:rPr>
+      </w:pPr>
+      <w:r>
+        <w:rPr>
+          <w:b/>
+          <w:bCs/>
+          <w:lang w:val="en-US"/>
+        </w:rPr>
+        <w:drawing>
+          <wp:inline distT="0" distB="0" distL="0" distR="0" wp14:anchorId="02752305" wp14:editId="62CD18FB">
+            <wp:extent cx="3553321" cy="3924848"/>
+            <wp:effectExtent l="0" t="0" r="9525" b="0"/>
+            <wp:docPr id="429876844" name="Imagen 1"/>
+            <wp:cNvGraphicFramePr>
+              <a:graphicFrameLocks xmlns:a="http://schemas.openxmlformats.org/drawingml/2006/main" noChangeAspect="1"/>
+            </wp:cNvGraphicFramePr>
+            <a:graphic xmlns:a="http://schemas.openxmlformats.org/drawingml/2006/main">
+              <a:graphicData uri="http://schemas.openxmlformats.org/drawingml/2006/picture">
+                <pic:pic xmlns:pic="http://schemas.openxmlformats.org/drawingml/2006/picture">
+                  <pic:nvPicPr>
+                    <pic:cNvPr id="429876844" name=""/>
+                    <pic:cNvPicPr/>
+                  </pic:nvPicPr>
+                  <pic:blipFill>
+                    <a:blip r:embed="rId9"/>
+                    <a:stretch>
+                      <a:fillRect/>
+                    </a:stretch>
+                  </pic:blipFill>
+                  <pic:spPr>
+                    <a:xfrm>
+                      <a:off x="0" y="0"/>
+                      <a:ext cx="3553321" cy="3924848"/>
+                    </a:xfrm>
+                    <a:prstGeom prst="rect">
+                      <a:avLst/>
+                    </a:prstGeom>
+                  </pic:spPr>
+                </pic:pic>
+              </a:graphicData>
+            </a:graphic>
+          </wp:inline>
+        </w:drawing>
+      </w:r>
+    </w:p>
+    <w:p>
+      <w:pPr>
+        <w:jc w:val="center"/>
+        <w:rPr>
+          <w:lang w:val="en-US"/>
+        </w:rPr>
+      </w:pPr>
+      <w:r>
+        <w:rPr>
+          <w:b/>
+          <w:bCs/>
+          <w:lang w:val="en-US"/>
+        </w:rPr>
+        <w:lastRenderedPageBreak/>
+        <w:t>app.html</w:t>
+      </w:r>
+      <w:r>
+        <w:rPr>
+          <w:lang w:val="en-US"/>
+        </w:rPr>
+        <w:drawing>
+          <wp:inline distT="0" distB="0" distL="0" distR="0" wp14:anchorId="65BECAF1" wp14:editId="54E6EE5E">
+            <wp:extent cx="5579745" cy="6412865"/>
+            <wp:effectExtent l="0" t="0" r="1905" b="6985"/>
+            <wp:docPr id="716382322" name="Imagen 1" descr="Texto&#10;&#10;El contenido generado por IA puede ser incorrecto."/>
+            <wp:cNvGraphicFramePr>
+              <a:graphicFrameLocks xmlns:a="http://schemas.openxmlformats.org/drawingml/2006/main" noChangeAspect="1"/>
+            </wp:cNvGraphicFramePr>
+            <a:graphic xmlns:a="http://schemas.openxmlformats.org/drawingml/2006/main">
+              <a:graphicData uri="http://schemas.openxmlformats.org/drawingml/2006/picture">
+                <pic:pic xmlns:pic="http://schemas.openxmlformats.org/drawingml/2006/picture">
+                  <pic:nvPicPr>
+                    <pic:cNvPr id="716382322" name="Imagen 1" descr="Texto&#10;&#10;El contenido generado por IA puede ser incorrecto."/>
+                    <pic:cNvPicPr/>
+                  </pic:nvPicPr>
+                  <pic:blipFill>
+                    <a:blip r:embed="rId10"/>
+                    <a:stretch>
+                      <a:fillRect/>
+                    </a:stretch>
+                  </pic:blipFill>
+                  <pic:spPr>
+                    <a:xfrm>
+                      <a:off x="0" y="0"/>
+                      <a:ext cx="5579745" cy="6412865"/>
+                    </a:xfrm>
+                    <a:prstGeom prst="rect">
+                      <a:avLst/>
+                    </a:prstGeom>
+                  </pic:spPr>
+                </pic:pic>
+              </a:graphicData>
+            </a:graphic>
+          </wp:inline>
+        </w:drawing>
+      </w:r>
+    </w:p>
+    <w:p>
+      <w:pPr>
+        <w:rPr>
+          <w:lang w:val="en-US"/>
+        </w:rPr>
+      </w:pPr>
     </w:p>
     <w:sectPr>
       <w:pgSz w:w="11906" w:h="16838"/>
